--- a/docs/Plano_Aula_2-Construindo um Assistente com RAG, Ollama e Streamlit_v1.1.docx
+++ b/docs/Plano_Aula_2-Construindo um Assistente com RAG, Ollama e Streamlit_v1.1.docx
@@ -1004,7 +1004,7 @@
         <w:rPr>
           <w:rtl w:val="0"/>
         </w:rPr>
-        <w:t>Material didático: repositório com notebook da aula (saídas salvas), scripts numerados por bloco, app Streamlit, README de instalação, vídeo de instalação no YouTube do CIIA e 6 artigos do arXiv como base documental.</w:t>
+        <w:t>Material didático: repositório com notebook da aula (saídas salvas), scripts numerados por bloco, app Streamlit, README de instalação, vídeo de instalação no YouTube do CIIA e 6 artigos do arXiv como base documental. Sem slides conceituais: o Encontro 1 foi só teoria (RAG e embeddings) e este encontro é demonstração ao vivo do código, ponta a ponta — os conceitos já foram apresentados lá.</w:t>
       </w:r>
     </w:p>
     <w:p>

--- a/docs/Plano_Aula_2-Construindo um Assistente com RAG, Ollama e Streamlit_v1.1.docx
+++ b/docs/Plano_Aula_2-Construindo um Assistente com RAG, Ollama e Streamlit_v1.1.docx
@@ -1004,7 +1004,7 @@
         <w:rPr>
           <w:rtl w:val="0"/>
         </w:rPr>
-        <w:t>Material didático: repositório com notebook da aula (saídas salvas), scripts numerados por bloco, app Streamlit, README de instalação, vídeo de instalação no YouTube do CIIA e 6 artigos do arXiv como base documental. Sem slides conceituais: o Encontro 1 foi só teoria (RAG e embeddings) e este encontro é demonstração ao vivo do código, ponta a ponta — os conceitos já foram apresentados lá.</w:t>
+        <w:t>Material didático: repositório com notebook da aula (saídas salvas), scripts numerados por bloco, app Streamlit, README de instalação, vídeo de instalação no YouTube do CIIA e 8 artigos como base documental (6 do arXiv + 2 em português, via SBBD e SEMISH). Sem slides conceituais: o Encontro 1 foi só teoria (RAG e embeddings) e este encontro é demonstração ao vivo do código, ponta a ponta — os conceitos já foram apresentados lá.</w:t>
       </w:r>
     </w:p>
     <w:p>
